--- a/Отчет(3).docx
+++ b/Отчет(3).docx
@@ -5,7 +5,7 @@
     <w:p>
       <w:pPr>
         <w:spacing w:before="100" w:beforeAutospacing="1" w:after="100" w:afterAutospacing="1" w:line="240" w:lineRule="auto"/>
-        <w:outlineLvl w:val="2"/>
+        <w:outlineLvl w:val="1"/>
         <w:rPr>
           <w:rFonts w:ascii="Times New Roman" w:eastAsia="Times New Roman" w:hAnsi="Times New Roman" w:cs="Times New Roman"/>
           <w:b/>
@@ -15,7 +15,6 @@
           <w:lang w:eastAsia="ru-RU"/>
         </w:rPr>
       </w:pPr>
-      <w:bookmarkStart w:id="0" w:name="_GoBack"/>
       <w:r>
         <w:rPr>
           <w:rFonts w:ascii="Times New Roman" w:eastAsia="Times New Roman" w:hAnsi="Times New Roman" w:cs="Times New Roman"/>
@@ -25,20 +24,13 @@
           <w:szCs w:val="28"/>
           <w:lang w:eastAsia="ru-RU"/>
         </w:rPr>
-        <w:t>Отчет №3: Обработка исключений и исправление ошибок (Качество кода)</w:t>
+        <w:t>Отчет №3: Тестирование, отладка и внедрение системы</w:t>
       </w:r>
     </w:p>
     <w:p>
       <w:pPr>
         <w:spacing w:before="100" w:beforeAutospacing="1" w:after="100" w:afterAutospacing="1" w:line="240" w:lineRule="auto"/>
-        <w:rPr>
-          <w:rFonts w:ascii="Times New Roman" w:eastAsia="Times New Roman" w:hAnsi="Times New Roman" w:cs="Times New Roman"/>
-          <w:sz w:val="28"/>
-          <w:szCs w:val="28"/>
-          <w:lang w:eastAsia="ru-RU"/>
-        </w:rPr>
-      </w:pPr>
-      <w:r>
+        <w:outlineLvl w:val="2"/>
         <w:rPr>
           <w:rFonts w:ascii="Times New Roman" w:eastAsia="Times New Roman" w:hAnsi="Times New Roman" w:cs="Times New Roman"/>
           <w:b/>
@@ -47,23 +39,44 @@
           <w:szCs w:val="28"/>
           <w:lang w:eastAsia="ru-RU"/>
         </w:rPr>
-        <w:t>Что сделано:</w:t>
-      </w:r>
-      <w:r>
-        <w:rPr>
-          <w:rFonts w:ascii="Times New Roman" w:eastAsia="Times New Roman" w:hAnsi="Times New Roman" w:cs="Times New Roman"/>
-          <w:sz w:val="28"/>
-          <w:szCs w:val="28"/>
-          <w:lang w:eastAsia="ru-RU"/>
-        </w:rPr>
-        <w:t xml:space="preserve"> Обеспечение стабильности работы программы.</w:t>
+      </w:pPr>
+      <w:r>
+        <w:rPr>
+          <w:rFonts w:ascii="Times New Roman" w:eastAsia="Times New Roman" w:hAnsi="Times New Roman" w:cs="Times New Roman"/>
+          <w:b/>
+          <w:bCs/>
+          <w:sz w:val="28"/>
+          <w:szCs w:val="28"/>
+          <w:lang w:eastAsia="ru-RU"/>
+        </w:rPr>
+        <w:t>1. Тестирование функциональных возможностей</w:t>
       </w:r>
     </w:p>
     <w:p>
       <w:pPr>
+        <w:spacing w:before="100" w:beforeAutospacing="1" w:after="100" w:afterAutospacing="1" w:line="240" w:lineRule="auto"/>
+        <w:rPr>
+          <w:rFonts w:ascii="Times New Roman" w:eastAsia="Times New Roman" w:hAnsi="Times New Roman" w:cs="Times New Roman"/>
+          <w:sz w:val="28"/>
+          <w:szCs w:val="28"/>
+          <w:lang w:eastAsia="ru-RU"/>
+        </w:rPr>
+      </w:pPr>
+      <w:r>
+        <w:rPr>
+          <w:rFonts w:ascii="Times New Roman" w:eastAsia="Times New Roman" w:hAnsi="Times New Roman" w:cs="Times New Roman"/>
+          <w:sz w:val="28"/>
+          <w:szCs w:val="28"/>
+          <w:lang w:eastAsia="ru-RU"/>
+        </w:rPr>
+        <w:t>На заключительном этапе было проведено комплексное тестирование системы на соответствие ТЗ:</w:t>
+      </w:r>
+    </w:p>
+    <w:p>
+      <w:pPr>
         <w:numPr>
           <w:ilvl w:val="0"/>
-          <w:numId w:val="1"/>
+          <w:numId w:val="2"/>
         </w:numPr>
         <w:spacing w:before="100" w:beforeAutospacing="1" w:after="100" w:afterAutospacing="1" w:line="240" w:lineRule="auto"/>
         <w:rPr>
@@ -82,23 +95,23 @@
           <w:szCs w:val="28"/>
           <w:lang w:eastAsia="ru-RU"/>
         </w:rPr>
-        <w:t>Описание:</w:t>
-      </w:r>
-      <w:r>
-        <w:rPr>
-          <w:rFonts w:ascii="Times New Roman" w:eastAsia="Times New Roman" w:hAnsi="Times New Roman" w:cs="Times New Roman"/>
-          <w:sz w:val="28"/>
-          <w:szCs w:val="28"/>
-          <w:lang w:eastAsia="ru-RU"/>
-        </w:rPr>
-        <w:t xml:space="preserve"> Проведен аудит кода на наличие критических ошибок.</w:t>
+        <w:t>Тестирование модуля регистрации (п. 2.1):</w:t>
+      </w:r>
+      <w:r>
+        <w:rPr>
+          <w:rFonts w:ascii="Times New Roman" w:eastAsia="Times New Roman" w:hAnsi="Times New Roman" w:cs="Times New Roman"/>
+          <w:sz w:val="28"/>
+          <w:szCs w:val="28"/>
+          <w:lang w:eastAsia="ru-RU"/>
+        </w:rPr>
+        <w:t xml:space="preserve"> Проверена корректность записи полей «ФИО клиента» и «Телефон». Подтверждено автоматическое присвоение номера заявки и текущей даты.</w:t>
       </w:r>
     </w:p>
     <w:p>
       <w:pPr>
         <w:numPr>
           <w:ilvl w:val="0"/>
-          <w:numId w:val="1"/>
+          <w:numId w:val="2"/>
         </w:numPr>
         <w:spacing w:before="100" w:beforeAutospacing="1" w:after="100" w:afterAutospacing="1" w:line="240" w:lineRule="auto"/>
         <w:rPr>
@@ -117,17 +130,32 @@
           <w:szCs w:val="28"/>
           <w:lang w:eastAsia="ru-RU"/>
         </w:rPr>
-        <w:t>Технические детали:</w:t>
-      </w:r>
-      <w:r>
-        <w:rPr>
-          <w:rFonts w:ascii="Times New Roman" w:eastAsia="Times New Roman" w:hAnsi="Times New Roman" w:cs="Times New Roman"/>
-          <w:sz w:val="28"/>
-          <w:szCs w:val="28"/>
-          <w:lang w:eastAsia="ru-RU"/>
-        </w:rPr>
-        <w:t xml:space="preserve"> * </w:t>
-      </w:r>
+        <w:t>Тестирование поиска (п. 2.3):</w:t>
+      </w:r>
+      <w:r>
+        <w:rPr>
+          <w:rFonts w:ascii="Times New Roman" w:eastAsia="Times New Roman" w:hAnsi="Times New Roman" w:cs="Times New Roman"/>
+          <w:sz w:val="28"/>
+          <w:szCs w:val="28"/>
+          <w:lang w:eastAsia="ru-RU"/>
+        </w:rPr>
+        <w:t xml:space="preserve"> Проверена работа фильтрации. Система успешно находит данные как по числовому номеру (ID), так и по частичному совпадению модели или имени клиента.</w:t>
+      </w:r>
+    </w:p>
+    <w:p>
+      <w:pPr>
+        <w:numPr>
+          <w:ilvl w:val="0"/>
+          <w:numId w:val="2"/>
+        </w:numPr>
+        <w:spacing w:before="100" w:beforeAutospacing="1" w:after="100" w:afterAutospacing="1" w:line="240" w:lineRule="auto"/>
+        <w:rPr>
+          <w:rFonts w:ascii="Times New Roman" w:eastAsia="Times New Roman" w:hAnsi="Times New Roman" w:cs="Times New Roman"/>
+          <w:sz w:val="28"/>
+          <w:szCs w:val="28"/>
+          <w:lang w:eastAsia="ru-RU"/>
+        </w:rPr>
+      </w:pPr>
       <w:r>
         <w:rPr>
           <w:rFonts w:ascii="Times New Roman" w:eastAsia="Times New Roman" w:hAnsi="Times New Roman" w:cs="Times New Roman"/>
@@ -137,23 +165,68 @@
           <w:szCs w:val="28"/>
           <w:lang w:eastAsia="ru-RU"/>
         </w:rPr>
-        <w:t>Кодировка:</w:t>
-      </w:r>
-      <w:r>
-        <w:rPr>
-          <w:rFonts w:ascii="Times New Roman" w:eastAsia="Times New Roman" w:hAnsi="Times New Roman" w:cs="Times New Roman"/>
-          <w:sz w:val="28"/>
-          <w:szCs w:val="28"/>
-          <w:lang w:eastAsia="ru-RU"/>
-        </w:rPr>
-        <w:t xml:space="preserve"> Исправлена ошибка 0xc2 (конфликт UTF-8 и Windows-1251) путем принудительной установки PGCLIENTENCODING и set_client_encoding.</w:t>
+        <w:t>Тестирование CRUD-операций справочников:</w:t>
+      </w:r>
+      <w:r>
+        <w:rPr>
+          <w:rFonts w:ascii="Times New Roman" w:eastAsia="Times New Roman" w:hAnsi="Times New Roman" w:cs="Times New Roman"/>
+          <w:sz w:val="28"/>
+          <w:szCs w:val="28"/>
+          <w:lang w:eastAsia="ru-RU"/>
+        </w:rPr>
+        <w:t xml:space="preserve"> Проверена возможность динамического изменения списка статусов и ролей без вмешательства в программный код.</w:t>
       </w:r>
     </w:p>
     <w:p>
       <w:pPr>
+        <w:spacing w:before="100" w:beforeAutospacing="1" w:after="100" w:afterAutospacing="1" w:line="240" w:lineRule="auto"/>
+        <w:outlineLvl w:val="2"/>
+        <w:rPr>
+          <w:rFonts w:ascii="Times New Roman" w:eastAsia="Times New Roman" w:hAnsi="Times New Roman" w:cs="Times New Roman"/>
+          <w:b/>
+          <w:bCs/>
+          <w:sz w:val="28"/>
+          <w:szCs w:val="28"/>
+          <w:lang w:eastAsia="ru-RU"/>
+        </w:rPr>
+      </w:pPr>
+      <w:r>
+        <w:rPr>
+          <w:rFonts w:ascii="Times New Roman" w:eastAsia="Times New Roman" w:hAnsi="Times New Roman" w:cs="Times New Roman"/>
+          <w:b/>
+          <w:bCs/>
+          <w:sz w:val="28"/>
+          <w:szCs w:val="28"/>
+          <w:lang w:eastAsia="ru-RU"/>
+        </w:rPr>
+        <w:t>2. Обработка ошибок и отказоустойчивость</w:t>
+      </w:r>
+    </w:p>
+    <w:p>
+      <w:pPr>
+        <w:spacing w:before="100" w:beforeAutospacing="1" w:after="100" w:afterAutospacing="1" w:line="240" w:lineRule="auto"/>
+        <w:rPr>
+          <w:rFonts w:ascii="Times New Roman" w:eastAsia="Times New Roman" w:hAnsi="Times New Roman" w:cs="Times New Roman"/>
+          <w:sz w:val="28"/>
+          <w:szCs w:val="28"/>
+          <w:lang w:eastAsia="ru-RU"/>
+        </w:rPr>
+      </w:pPr>
+      <w:r>
+        <w:rPr>
+          <w:rFonts w:ascii="Times New Roman" w:eastAsia="Times New Roman" w:hAnsi="Times New Roman" w:cs="Times New Roman"/>
+          <w:sz w:val="28"/>
+          <w:szCs w:val="28"/>
+          <w:lang w:eastAsia="ru-RU"/>
+        </w:rPr>
+        <w:t>В процессе разработки были выявлены и устранены критические уязвимости:</w:t>
+      </w:r>
+    </w:p>
+    <w:p>
+      <w:pPr>
         <w:numPr>
-          <w:ilvl w:val="1"/>
-          <w:numId w:val="1"/>
+          <w:ilvl w:val="0"/>
+          <w:numId w:val="3"/>
         </w:numPr>
         <w:spacing w:before="100" w:beforeAutospacing="1" w:after="100" w:afterAutospacing="1" w:line="240" w:lineRule="auto"/>
         <w:rPr>
@@ -172,23 +245,123 @@
           <w:szCs w:val="28"/>
           <w:lang w:eastAsia="ru-RU"/>
         </w:rPr>
-        <w:t>Валидация:</w:t>
-      </w:r>
-      <w:r>
-        <w:rPr>
-          <w:rFonts w:ascii="Times New Roman" w:eastAsia="Times New Roman" w:hAnsi="Times New Roman" w:cs="Times New Roman"/>
-          <w:sz w:val="28"/>
-          <w:szCs w:val="28"/>
-          <w:lang w:eastAsia="ru-RU"/>
-        </w:rPr>
-        <w:t xml:space="preserve"> Добавлены проверки на пустые поля перед отправкой данных в БД.</w:t>
+        <w:t>Конфликты типов данных:</w:t>
+      </w:r>
+      <w:r>
+        <w:rPr>
+          <w:rFonts w:ascii="Times New Roman" w:eastAsia="Times New Roman" w:hAnsi="Times New Roman" w:cs="Times New Roman"/>
+          <w:sz w:val="28"/>
+          <w:szCs w:val="28"/>
+          <w:lang w:eastAsia="ru-RU"/>
+        </w:rPr>
+        <w:t xml:space="preserve"> Решена проблема несовместимости </w:t>
+      </w:r>
+      <w:proofErr w:type="spellStart"/>
+      <w:r>
+        <w:rPr>
+          <w:rFonts w:ascii="Times New Roman" w:eastAsia="Times New Roman" w:hAnsi="Times New Roman" w:cs="Times New Roman"/>
+          <w:sz w:val="28"/>
+          <w:szCs w:val="28"/>
+          <w:lang w:eastAsia="ru-RU"/>
+        </w:rPr>
+        <w:t>integer</w:t>
+      </w:r>
+      <w:proofErr w:type="spellEnd"/>
+      <w:r>
+        <w:rPr>
+          <w:rFonts w:ascii="Times New Roman" w:eastAsia="Times New Roman" w:hAnsi="Times New Roman" w:cs="Times New Roman"/>
+          <w:sz w:val="28"/>
+          <w:szCs w:val="28"/>
+          <w:lang w:eastAsia="ru-RU"/>
+        </w:rPr>
+        <w:t xml:space="preserve"> и </w:t>
+      </w:r>
+      <w:proofErr w:type="spellStart"/>
+      <w:r>
+        <w:rPr>
+          <w:rFonts w:ascii="Times New Roman" w:eastAsia="Times New Roman" w:hAnsi="Times New Roman" w:cs="Times New Roman"/>
+          <w:sz w:val="28"/>
+          <w:szCs w:val="28"/>
+          <w:lang w:eastAsia="ru-RU"/>
+        </w:rPr>
+        <w:t>character</w:t>
+      </w:r>
+      <w:proofErr w:type="spellEnd"/>
+      <w:r>
+        <w:rPr>
+          <w:rFonts w:ascii="Times New Roman" w:eastAsia="Times New Roman" w:hAnsi="Times New Roman" w:cs="Times New Roman"/>
+          <w:sz w:val="28"/>
+          <w:szCs w:val="28"/>
+          <w:lang w:eastAsia="ru-RU"/>
+        </w:rPr>
+        <w:t xml:space="preserve"> </w:t>
+      </w:r>
+      <w:proofErr w:type="spellStart"/>
+      <w:r>
+        <w:rPr>
+          <w:rFonts w:ascii="Times New Roman" w:eastAsia="Times New Roman" w:hAnsi="Times New Roman" w:cs="Times New Roman"/>
+          <w:sz w:val="28"/>
+          <w:szCs w:val="28"/>
+          <w:lang w:eastAsia="ru-RU"/>
+        </w:rPr>
+        <w:t>varying</w:t>
+      </w:r>
+      <w:proofErr w:type="spellEnd"/>
+      <w:r>
+        <w:rPr>
+          <w:rFonts w:ascii="Times New Roman" w:eastAsia="Times New Roman" w:hAnsi="Times New Roman" w:cs="Times New Roman"/>
+          <w:sz w:val="28"/>
+          <w:szCs w:val="28"/>
+          <w:lang w:eastAsia="ru-RU"/>
+        </w:rPr>
+        <w:t xml:space="preserve"> при связывании таблиц (</w:t>
+      </w:r>
+      <w:proofErr w:type="spellStart"/>
+      <w:r>
+        <w:rPr>
+          <w:rFonts w:ascii="Times New Roman" w:eastAsia="Times New Roman" w:hAnsi="Times New Roman" w:cs="Times New Roman"/>
+          <w:sz w:val="28"/>
+          <w:szCs w:val="28"/>
+          <w:lang w:eastAsia="ru-RU"/>
+        </w:rPr>
+        <w:t>Foreign</w:t>
+      </w:r>
+      <w:proofErr w:type="spellEnd"/>
+      <w:r>
+        <w:rPr>
+          <w:rFonts w:ascii="Times New Roman" w:eastAsia="Times New Roman" w:hAnsi="Times New Roman" w:cs="Times New Roman"/>
+          <w:sz w:val="28"/>
+          <w:szCs w:val="28"/>
+          <w:lang w:eastAsia="ru-RU"/>
+        </w:rPr>
+        <w:t xml:space="preserve"> </w:t>
+      </w:r>
+      <w:proofErr w:type="spellStart"/>
+      <w:r>
+        <w:rPr>
+          <w:rFonts w:ascii="Times New Roman" w:eastAsia="Times New Roman" w:hAnsi="Times New Roman" w:cs="Times New Roman"/>
+          <w:sz w:val="28"/>
+          <w:szCs w:val="28"/>
+          <w:lang w:eastAsia="ru-RU"/>
+        </w:rPr>
+        <w:t>Keys</w:t>
+      </w:r>
+      <w:proofErr w:type="spellEnd"/>
+      <w:r>
+        <w:rPr>
+          <w:rFonts w:ascii="Times New Roman" w:eastAsia="Times New Roman" w:hAnsi="Times New Roman" w:cs="Times New Roman"/>
+          <w:sz w:val="28"/>
+          <w:szCs w:val="28"/>
+          <w:lang w:eastAsia="ru-RU"/>
+        </w:rPr>
+        <w:t>). Все ключевые поля приведены к единому формату данных.</w:t>
       </w:r>
     </w:p>
     <w:p>
       <w:pPr>
         <w:numPr>
-          <w:ilvl w:val="1"/>
-          <w:numId w:val="1"/>
+          <w:ilvl w:val="0"/>
+          <w:numId w:val="3"/>
         </w:numPr>
         <w:spacing w:before="100" w:beforeAutospacing="1" w:after="100" w:afterAutospacing="1" w:line="240" w:lineRule="auto"/>
         <w:rPr>
@@ -207,23 +380,63 @@
           <w:szCs w:val="28"/>
           <w:lang w:eastAsia="ru-RU"/>
         </w:rPr>
-        <w:t>Транзакции:</w:t>
-      </w:r>
-      <w:r>
-        <w:rPr>
-          <w:rFonts w:ascii="Times New Roman" w:eastAsia="Times New Roman" w:hAnsi="Times New Roman" w:cs="Times New Roman"/>
-          <w:sz w:val="28"/>
-          <w:szCs w:val="28"/>
-          <w:lang w:eastAsia="ru-RU"/>
-        </w:rPr>
-        <w:t xml:space="preserve"> Внедрена конструкция try-except-rollback, которая отменяет операцию в базе, если произошел сбой, предотвращая зависание СУБД.</w:t>
+        <w:t>Защита транзакций:</w:t>
+      </w:r>
+      <w:r>
+        <w:rPr>
+          <w:rFonts w:ascii="Times New Roman" w:eastAsia="Times New Roman" w:hAnsi="Times New Roman" w:cs="Times New Roman"/>
+          <w:sz w:val="28"/>
+          <w:szCs w:val="28"/>
+          <w:lang w:eastAsia="ru-RU"/>
+        </w:rPr>
+        <w:t xml:space="preserve"> Внедрен механизм отката изменений (</w:t>
+      </w:r>
+      <w:proofErr w:type="spellStart"/>
+      <w:r>
+        <w:rPr>
+          <w:rFonts w:ascii="Times New Roman" w:eastAsia="Times New Roman" w:hAnsi="Times New Roman" w:cs="Times New Roman"/>
+          <w:sz w:val="28"/>
+          <w:szCs w:val="28"/>
+          <w:lang w:eastAsia="ru-RU"/>
+        </w:rPr>
+        <w:t>rollback</w:t>
+      </w:r>
+      <w:proofErr w:type="spellEnd"/>
+      <w:r>
+        <w:rPr>
+          <w:rFonts w:ascii="Times New Roman" w:eastAsia="Times New Roman" w:hAnsi="Times New Roman" w:cs="Times New Roman"/>
+          <w:sz w:val="28"/>
+          <w:szCs w:val="28"/>
+          <w:lang w:eastAsia="ru-RU"/>
+        </w:rPr>
+        <w:t>) при возникновении ошибок SQL. Это гарантирует, что база данных не перейдет в состояние «</w:t>
+      </w:r>
+      <w:proofErr w:type="spellStart"/>
+      <w:r>
+        <w:rPr>
+          <w:rFonts w:ascii="Times New Roman" w:eastAsia="Times New Roman" w:hAnsi="Times New Roman" w:cs="Times New Roman"/>
+          <w:sz w:val="28"/>
+          <w:szCs w:val="28"/>
+          <w:lang w:eastAsia="ru-RU"/>
+        </w:rPr>
+        <w:t>InFailedSqlTransaction</w:t>
+      </w:r>
+      <w:proofErr w:type="spellEnd"/>
+      <w:r>
+        <w:rPr>
+          <w:rFonts w:ascii="Times New Roman" w:eastAsia="Times New Roman" w:hAnsi="Times New Roman" w:cs="Times New Roman"/>
+          <w:sz w:val="28"/>
+          <w:szCs w:val="28"/>
+          <w:lang w:eastAsia="ru-RU"/>
+        </w:rPr>
+        <w:t>» при вводе некорректных данных пользователем.</w:t>
       </w:r>
     </w:p>
     <w:p>
       <w:pPr>
         <w:numPr>
           <w:ilvl w:val="0"/>
-          <w:numId w:val="1"/>
+          <w:numId w:val="3"/>
         </w:numPr>
         <w:spacing w:before="100" w:beforeAutospacing="1" w:after="100" w:afterAutospacing="1" w:line="240" w:lineRule="auto"/>
         <w:rPr>
@@ -233,6 +446,7 @@
           <w:lang w:eastAsia="ru-RU"/>
         </w:rPr>
       </w:pPr>
+      <w:proofErr w:type="spellStart"/>
       <w:r>
         <w:rPr>
           <w:rFonts w:ascii="Times New Roman" w:eastAsia="Times New Roman" w:hAnsi="Times New Roman" w:cs="Times New Roman"/>
@@ -242,27 +456,336 @@
           <w:szCs w:val="28"/>
           <w:lang w:eastAsia="ru-RU"/>
         </w:rPr>
-        <w:t>Результат:</w:t>
-      </w:r>
-      <w:r>
-        <w:rPr>
-          <w:rFonts w:ascii="Times New Roman" w:eastAsia="Times New Roman" w:hAnsi="Times New Roman" w:cs="Times New Roman"/>
-          <w:sz w:val="28"/>
-          <w:szCs w:val="28"/>
-          <w:lang w:eastAsia="ru-RU"/>
-        </w:rPr>
-        <w:t xml:space="preserve"> Повышена отказоустойчивость приложения.</w:t>
+        <w:t>Валидация</w:t>
+      </w:r>
+      <w:proofErr w:type="spellEnd"/>
+      <w:r>
+        <w:rPr>
+          <w:rFonts w:ascii="Times New Roman" w:eastAsia="Times New Roman" w:hAnsi="Times New Roman" w:cs="Times New Roman"/>
+          <w:b/>
+          <w:bCs/>
+          <w:sz w:val="28"/>
+          <w:szCs w:val="28"/>
+          <w:lang w:eastAsia="ru-RU"/>
+        </w:rPr>
+        <w:t xml:space="preserve"> пустых полей:</w:t>
+      </w:r>
+      <w:r>
+        <w:rPr>
+          <w:rFonts w:ascii="Times New Roman" w:eastAsia="Times New Roman" w:hAnsi="Times New Roman" w:cs="Times New Roman"/>
+          <w:sz w:val="28"/>
+          <w:szCs w:val="28"/>
+          <w:lang w:eastAsia="ru-RU"/>
+        </w:rPr>
+        <w:t xml:space="preserve"> Добавлены проверки на заполнение обязательных полей перед отправкой запроса в БД, что предотвращает появление «пустых» заявок.</w:t>
       </w:r>
     </w:p>
-    <w:bookmarkEnd w:id="0"/>
     <w:p>
       <w:pPr>
+        <w:spacing w:before="100" w:beforeAutospacing="1" w:after="100" w:afterAutospacing="1" w:line="240" w:lineRule="auto"/>
+        <w:outlineLvl w:val="2"/>
+        <w:rPr>
+          <w:rFonts w:ascii="Times New Roman" w:eastAsia="Times New Roman" w:hAnsi="Times New Roman" w:cs="Times New Roman"/>
+          <w:b/>
+          <w:bCs/>
+          <w:sz w:val="28"/>
+          <w:szCs w:val="28"/>
+          <w:lang w:eastAsia="ru-RU"/>
+        </w:rPr>
+      </w:pPr>
+      <w:r>
+        <w:rPr>
+          <w:rFonts w:ascii="Times New Roman" w:eastAsia="Times New Roman" w:hAnsi="Times New Roman" w:cs="Times New Roman"/>
+          <w:b/>
+          <w:bCs/>
+          <w:sz w:val="28"/>
+          <w:szCs w:val="28"/>
+          <w:lang w:eastAsia="ru-RU"/>
+        </w:rPr>
+        <w:t>3. Реализация требований специалиста (п. 2.4)</w:t>
+      </w:r>
+    </w:p>
+    <w:p>
+      <w:pPr>
+        <w:spacing w:before="100" w:beforeAutospacing="1" w:after="100" w:afterAutospacing="1" w:line="240" w:lineRule="auto"/>
+        <w:rPr>
+          <w:rFonts w:ascii="Times New Roman" w:eastAsia="Times New Roman" w:hAnsi="Times New Roman" w:cs="Times New Roman"/>
+          <w:sz w:val="28"/>
+          <w:szCs w:val="28"/>
+          <w:lang w:eastAsia="ru-RU"/>
+        </w:rPr>
+      </w:pPr>
+      <w:r>
+        <w:rPr>
+          <w:rFonts w:ascii="Times New Roman" w:eastAsia="Times New Roman" w:hAnsi="Times New Roman" w:cs="Times New Roman"/>
+          <w:sz w:val="28"/>
+          <w:szCs w:val="28"/>
+          <w:lang w:eastAsia="ru-RU"/>
+        </w:rPr>
+        <w:t>Особое внимание в тестировании было уделено «Журналу работ»:</w:t>
+      </w:r>
+    </w:p>
+    <w:p>
+      <w:pPr>
+        <w:numPr>
+          <w:ilvl w:val="0"/>
+          <w:numId w:val="4"/>
+        </w:numPr>
+        <w:spacing w:before="100" w:beforeAutospacing="1" w:after="100" w:afterAutospacing="1" w:line="240" w:lineRule="auto"/>
+        <w:rPr>
+          <w:rFonts w:ascii="Times New Roman" w:eastAsia="Times New Roman" w:hAnsi="Times New Roman" w:cs="Times New Roman"/>
+          <w:sz w:val="28"/>
+          <w:szCs w:val="28"/>
+          <w:lang w:eastAsia="ru-RU"/>
+        </w:rPr>
+      </w:pPr>
+      <w:r>
+        <w:rPr>
+          <w:rFonts w:ascii="Times New Roman" w:eastAsia="Times New Roman" w:hAnsi="Times New Roman" w:cs="Times New Roman"/>
+          <w:sz w:val="28"/>
+          <w:szCs w:val="28"/>
+          <w:lang w:eastAsia="ru-RU"/>
+        </w:rPr>
+        <w:t>Проверена связь «один-ко-многим»: одна заявка может содержать неограниченное количество комментариев специалиста.</w:t>
+      </w:r>
+    </w:p>
+    <w:p>
+      <w:pPr>
+        <w:numPr>
+          <w:ilvl w:val="0"/>
+          <w:numId w:val="4"/>
+        </w:numPr>
+        <w:spacing w:before="100" w:beforeAutospacing="1" w:after="100" w:afterAutospacing="1" w:line="240" w:lineRule="auto"/>
+        <w:rPr>
+          <w:rFonts w:ascii="Times New Roman" w:eastAsia="Times New Roman" w:hAnsi="Times New Roman" w:cs="Times New Roman"/>
+          <w:sz w:val="28"/>
+          <w:szCs w:val="28"/>
+          <w:lang w:eastAsia="ru-RU"/>
+        </w:rPr>
+      </w:pPr>
+      <w:r>
+        <w:rPr>
+          <w:rFonts w:ascii="Times New Roman" w:eastAsia="Times New Roman" w:hAnsi="Times New Roman" w:cs="Times New Roman"/>
+          <w:sz w:val="28"/>
+          <w:szCs w:val="28"/>
+          <w:lang w:eastAsia="ru-RU"/>
+        </w:rPr>
+        <w:t xml:space="preserve">Подтверждена возможность фиксации информации о </w:t>
+      </w:r>
+      <w:proofErr w:type="gramStart"/>
+      <w:r>
+        <w:rPr>
+          <w:rFonts w:ascii="Times New Roman" w:eastAsia="Times New Roman" w:hAnsi="Times New Roman" w:cs="Times New Roman"/>
+          <w:sz w:val="28"/>
+          <w:szCs w:val="28"/>
+          <w:lang w:eastAsia="ru-RU"/>
+        </w:rPr>
+        <w:t>комплектующих</w:t>
+      </w:r>
+      <w:proofErr w:type="gramEnd"/>
+      <w:r>
+        <w:rPr>
+          <w:rFonts w:ascii="Times New Roman" w:eastAsia="Times New Roman" w:hAnsi="Times New Roman" w:cs="Times New Roman"/>
+          <w:sz w:val="28"/>
+          <w:szCs w:val="28"/>
+          <w:lang w:eastAsia="ru-RU"/>
+        </w:rPr>
+        <w:t>, что позволяет отслеживать затраты на ремонт каждой единицы техники.</w:t>
+      </w:r>
+    </w:p>
+    <w:p>
+      <w:pPr>
+        <w:spacing w:before="100" w:beforeAutospacing="1" w:after="100" w:afterAutospacing="1" w:line="240" w:lineRule="auto"/>
+        <w:outlineLvl w:val="2"/>
+        <w:rPr>
+          <w:rFonts w:ascii="Times New Roman" w:eastAsia="Times New Roman" w:hAnsi="Times New Roman" w:cs="Times New Roman"/>
+          <w:b/>
+          <w:bCs/>
+          <w:sz w:val="28"/>
+          <w:szCs w:val="28"/>
+          <w:lang w:eastAsia="ru-RU"/>
+        </w:rPr>
+      </w:pPr>
+      <w:r>
+        <w:rPr>
+          <w:rFonts w:ascii="Times New Roman" w:eastAsia="Times New Roman" w:hAnsi="Times New Roman" w:cs="Times New Roman"/>
+          <w:b/>
+          <w:bCs/>
+          <w:sz w:val="28"/>
+          <w:szCs w:val="28"/>
+          <w:lang w:eastAsia="ru-RU"/>
+        </w:rPr>
+        <w:t>4. Заключение (Итоги внедрения)</w:t>
+      </w:r>
+    </w:p>
+    <w:p>
+      <w:pPr>
+        <w:spacing w:before="100" w:beforeAutospacing="1" w:after="100" w:afterAutospacing="1" w:line="240" w:lineRule="auto"/>
+        <w:rPr>
+          <w:rFonts w:ascii="Times New Roman" w:eastAsia="Times New Roman" w:hAnsi="Times New Roman" w:cs="Times New Roman"/>
+          <w:sz w:val="28"/>
+          <w:szCs w:val="28"/>
+          <w:lang w:eastAsia="ru-RU"/>
+        </w:rPr>
+      </w:pPr>
+      <w:r>
+        <w:rPr>
+          <w:rFonts w:ascii="Times New Roman" w:eastAsia="Times New Roman" w:hAnsi="Times New Roman" w:cs="Times New Roman"/>
+          <w:sz w:val="28"/>
+          <w:szCs w:val="28"/>
+          <w:lang w:eastAsia="ru-RU"/>
+        </w:rPr>
+        <w:t>Разработанная информационная система для ООО «</w:t>
+      </w:r>
+      <w:proofErr w:type="spellStart"/>
+      <w:r>
+        <w:rPr>
+          <w:rFonts w:ascii="Times New Roman" w:eastAsia="Times New Roman" w:hAnsi="Times New Roman" w:cs="Times New Roman"/>
+          <w:sz w:val="28"/>
+          <w:szCs w:val="28"/>
+          <w:lang w:eastAsia="ru-RU"/>
+        </w:rPr>
+        <w:t>Конди</w:t>
+      </w:r>
+      <w:proofErr w:type="spellEnd"/>
+      <w:r>
+        <w:rPr>
+          <w:rFonts w:ascii="Times New Roman" w:eastAsia="Times New Roman" w:hAnsi="Times New Roman" w:cs="Times New Roman"/>
+          <w:sz w:val="28"/>
+          <w:szCs w:val="28"/>
+          <w:lang w:eastAsia="ru-RU"/>
+        </w:rPr>
+        <w:t>» полностью автоматизирует процесс учета заявок. Внедрение системы позволяет:</w:t>
+      </w:r>
+    </w:p>
+    <w:p>
+      <w:pPr>
+        <w:numPr>
+          <w:ilvl w:val="0"/>
+          <w:numId w:val="5"/>
+        </w:numPr>
+        <w:spacing w:before="100" w:beforeAutospacing="1" w:after="100" w:afterAutospacing="1" w:line="240" w:lineRule="auto"/>
+        <w:rPr>
+          <w:rFonts w:ascii="Times New Roman" w:eastAsia="Times New Roman" w:hAnsi="Times New Roman" w:cs="Times New Roman"/>
+          <w:sz w:val="28"/>
+          <w:szCs w:val="28"/>
+          <w:lang w:eastAsia="ru-RU"/>
+        </w:rPr>
+      </w:pPr>
+      <w:r>
+        <w:rPr>
+          <w:rFonts w:ascii="Times New Roman" w:eastAsia="Times New Roman" w:hAnsi="Times New Roman" w:cs="Times New Roman"/>
+          <w:sz w:val="28"/>
+          <w:szCs w:val="28"/>
+          <w:lang w:eastAsia="ru-RU"/>
+        </w:rPr>
+        <w:t>Сократить время на поиск информации о текущих ремонтах.</w:t>
+      </w:r>
+    </w:p>
+    <w:p>
+      <w:pPr>
+        <w:numPr>
+          <w:ilvl w:val="0"/>
+          <w:numId w:val="5"/>
+        </w:numPr>
+        <w:spacing w:before="100" w:beforeAutospacing="1" w:after="100" w:afterAutospacing="1" w:line="240" w:lineRule="auto"/>
+        <w:rPr>
+          <w:rFonts w:ascii="Times New Roman" w:eastAsia="Times New Roman" w:hAnsi="Times New Roman" w:cs="Times New Roman"/>
+          <w:sz w:val="28"/>
+          <w:szCs w:val="28"/>
+          <w:lang w:eastAsia="ru-RU"/>
+        </w:rPr>
+      </w:pPr>
+      <w:r>
+        <w:rPr>
+          <w:rFonts w:ascii="Times New Roman" w:eastAsia="Times New Roman" w:hAnsi="Times New Roman" w:cs="Times New Roman"/>
+          <w:sz w:val="28"/>
+          <w:szCs w:val="28"/>
+          <w:lang w:eastAsia="ru-RU"/>
+        </w:rPr>
+        <w:t>Исключить потерю контактных данных клиентов.</w:t>
+      </w:r>
+    </w:p>
+    <w:p>
+      <w:pPr>
+        <w:numPr>
+          <w:ilvl w:val="0"/>
+          <w:numId w:val="5"/>
+        </w:numPr>
+        <w:spacing w:before="100" w:beforeAutospacing="1" w:after="100" w:afterAutospacing="1" w:line="240" w:lineRule="auto"/>
+        <w:rPr>
+          <w:rFonts w:ascii="Times New Roman" w:eastAsia="Times New Roman" w:hAnsi="Times New Roman" w:cs="Times New Roman"/>
+          <w:sz w:val="28"/>
+          <w:szCs w:val="28"/>
+          <w:lang w:eastAsia="ru-RU"/>
+        </w:rPr>
+      </w:pPr>
+      <w:r>
+        <w:rPr>
+          <w:rFonts w:ascii="Times New Roman" w:eastAsia="Times New Roman" w:hAnsi="Times New Roman" w:cs="Times New Roman"/>
+          <w:sz w:val="28"/>
+          <w:szCs w:val="28"/>
+          <w:lang w:eastAsia="ru-RU"/>
+        </w:rPr>
+        <w:t xml:space="preserve">Обеспечить прозрачный </w:t>
+      </w:r>
+      <w:proofErr w:type="gramStart"/>
+      <w:r>
+        <w:rPr>
+          <w:rFonts w:ascii="Times New Roman" w:eastAsia="Times New Roman" w:hAnsi="Times New Roman" w:cs="Times New Roman"/>
+          <w:sz w:val="28"/>
+          <w:szCs w:val="28"/>
+          <w:lang w:eastAsia="ru-RU"/>
+        </w:rPr>
+        <w:t>контроль за</w:t>
+      </w:r>
+      <w:proofErr w:type="gramEnd"/>
+      <w:r>
+        <w:rPr>
+          <w:rFonts w:ascii="Times New Roman" w:eastAsia="Times New Roman" w:hAnsi="Times New Roman" w:cs="Times New Roman"/>
+          <w:sz w:val="28"/>
+          <w:szCs w:val="28"/>
+          <w:lang w:eastAsia="ru-RU"/>
+        </w:rPr>
+        <w:t xml:space="preserve"> работой мастеров и этапами выполнения работ.</w:t>
+      </w:r>
+    </w:p>
+    <w:p>
+      <w:pPr>
+        <w:numPr>
+          <w:ilvl w:val="0"/>
+          <w:numId w:val="5"/>
+        </w:numPr>
+        <w:spacing w:before="100" w:beforeAutospacing="1" w:after="100" w:afterAutospacing="1" w:line="240" w:lineRule="auto"/>
+        <w:rPr>
+          <w:rFonts w:ascii="Times New Roman" w:eastAsia="Times New Roman" w:hAnsi="Times New Roman" w:cs="Times New Roman"/>
+          <w:sz w:val="28"/>
+          <w:szCs w:val="28"/>
+          <w:lang w:eastAsia="ru-RU"/>
+        </w:rPr>
+      </w:pPr>
+      <w:r>
+        <w:rPr>
+          <w:rFonts w:ascii="Times New Roman" w:eastAsia="Times New Roman" w:hAnsi="Times New Roman" w:cs="Times New Roman"/>
+          <w:sz w:val="28"/>
+          <w:szCs w:val="28"/>
+          <w:lang w:eastAsia="ru-RU"/>
+        </w:rPr>
+        <w:t>Формировать оперативную статистику по эффективности отдела сервиса.</w:t>
+      </w:r>
+    </w:p>
+    <w:p>
+      <w:pPr>
         <w:rPr>
           <w:rFonts w:ascii="Times New Roman" w:hAnsi="Times New Roman" w:cs="Times New Roman"/>
           <w:sz w:val="28"/>
           <w:szCs w:val="28"/>
         </w:rPr>
       </w:pPr>
+    </w:p>
+    <w:p>
+      <w:bookmarkStart w:id="0" w:name="_GoBack"/>
+      <w:bookmarkEnd w:id="0"/>
     </w:p>
     <w:sectPr>
       <w:pgSz w:w="11906" w:h="16838"/>
@@ -277,6 +800,417 @@
 <file path=word/numbering.xml><?xml version="1.0" encoding="utf-8"?>
 <w:numbering xmlns:wpc="http://schemas.microsoft.com/office/word/2010/wordprocessingCanvas" xmlns:mc="http://schemas.openxmlformats.org/markup-compatibility/2006" xmlns:o="urn:schemas-microsoft-com:office:office" xmlns:r="http://schemas.openxmlformats.org/officeDocument/2006/relationships" xmlns:m="http://schemas.openxmlformats.org/officeDocument/2006/math" xmlns:v="urn:schemas-microsoft-com:vml" xmlns:wp14="http://schemas.microsoft.com/office/word/2010/wordprocessingDrawing" xmlns:wp="http://schemas.openxmlformats.org/drawingml/2006/wordprocessingDrawing" xmlns:w10="urn:schemas-microsoft-com:office:word" xmlns:w="http://schemas.openxmlformats.org/wordprocessingml/2006/main" xmlns:w14="http://schemas.microsoft.com/office/word/2010/wordml" xmlns:wpg="http://schemas.microsoft.com/office/word/2010/wordprocessingGroup" xmlns:wpi="http://schemas.microsoft.com/office/word/2010/wordprocessingInk" xmlns:wne="http://schemas.microsoft.com/office/word/2006/wordml" xmlns:wps="http://schemas.microsoft.com/office/word/2010/wordprocessingShape" mc:Ignorable="w14 wp14">
   <w:abstractNum w:abstractNumId="0">
+    <w:nsid w:val="140F4887"/>
+    <w:multiLevelType w:val="multilevel"/>
+    <w:tmpl w:val="5A109260"/>
+    <w:lvl w:ilvl="0">
+      <w:start w:val="1"/>
+      <w:numFmt w:val="decimal"/>
+      <w:lvlText w:val="%1."/>
+      <w:lvlJc w:val="left"/>
+      <w:pPr>
+        <w:tabs>
+          <w:tab w:val="num" w:pos="720"/>
+        </w:tabs>
+        <w:ind w:left="720" w:hanging="360"/>
+      </w:pPr>
+    </w:lvl>
+    <w:lvl w:ilvl="1" w:tentative="1">
+      <w:start w:val="1"/>
+      <w:numFmt w:val="decimal"/>
+      <w:lvlText w:val="%2."/>
+      <w:lvlJc w:val="left"/>
+      <w:pPr>
+        <w:tabs>
+          <w:tab w:val="num" w:pos="1440"/>
+        </w:tabs>
+        <w:ind w:left="1440" w:hanging="360"/>
+      </w:pPr>
+    </w:lvl>
+    <w:lvl w:ilvl="2" w:tentative="1">
+      <w:start w:val="1"/>
+      <w:numFmt w:val="decimal"/>
+      <w:lvlText w:val="%3."/>
+      <w:lvlJc w:val="left"/>
+      <w:pPr>
+        <w:tabs>
+          <w:tab w:val="num" w:pos="2160"/>
+        </w:tabs>
+        <w:ind w:left="2160" w:hanging="360"/>
+      </w:pPr>
+    </w:lvl>
+    <w:lvl w:ilvl="3" w:tentative="1">
+      <w:start w:val="1"/>
+      <w:numFmt w:val="decimal"/>
+      <w:lvlText w:val="%4."/>
+      <w:lvlJc w:val="left"/>
+      <w:pPr>
+        <w:tabs>
+          <w:tab w:val="num" w:pos="2880"/>
+        </w:tabs>
+        <w:ind w:left="2880" w:hanging="360"/>
+      </w:pPr>
+    </w:lvl>
+    <w:lvl w:ilvl="4" w:tentative="1">
+      <w:start w:val="1"/>
+      <w:numFmt w:val="decimal"/>
+      <w:lvlText w:val="%5."/>
+      <w:lvlJc w:val="left"/>
+      <w:pPr>
+        <w:tabs>
+          <w:tab w:val="num" w:pos="3600"/>
+        </w:tabs>
+        <w:ind w:left="3600" w:hanging="360"/>
+      </w:pPr>
+    </w:lvl>
+    <w:lvl w:ilvl="5" w:tentative="1">
+      <w:start w:val="1"/>
+      <w:numFmt w:val="decimal"/>
+      <w:lvlText w:val="%6."/>
+      <w:lvlJc w:val="left"/>
+      <w:pPr>
+        <w:tabs>
+          <w:tab w:val="num" w:pos="4320"/>
+        </w:tabs>
+        <w:ind w:left="4320" w:hanging="360"/>
+      </w:pPr>
+    </w:lvl>
+    <w:lvl w:ilvl="6" w:tentative="1">
+      <w:start w:val="1"/>
+      <w:numFmt w:val="decimal"/>
+      <w:lvlText w:val="%7."/>
+      <w:lvlJc w:val="left"/>
+      <w:pPr>
+        <w:tabs>
+          <w:tab w:val="num" w:pos="5040"/>
+        </w:tabs>
+        <w:ind w:left="5040" w:hanging="360"/>
+      </w:pPr>
+    </w:lvl>
+    <w:lvl w:ilvl="7" w:tentative="1">
+      <w:start w:val="1"/>
+      <w:numFmt w:val="decimal"/>
+      <w:lvlText w:val="%8."/>
+      <w:lvlJc w:val="left"/>
+      <w:pPr>
+        <w:tabs>
+          <w:tab w:val="num" w:pos="5760"/>
+        </w:tabs>
+        <w:ind w:left="5760" w:hanging="360"/>
+      </w:pPr>
+    </w:lvl>
+    <w:lvl w:ilvl="8" w:tentative="1">
+      <w:start w:val="1"/>
+      <w:numFmt w:val="decimal"/>
+      <w:lvlText w:val="%9."/>
+      <w:lvlJc w:val="left"/>
+      <w:pPr>
+        <w:tabs>
+          <w:tab w:val="num" w:pos="6480"/>
+        </w:tabs>
+        <w:ind w:left="6480" w:hanging="360"/>
+      </w:pPr>
+    </w:lvl>
+  </w:abstractNum>
+  <w:abstractNum w:abstractNumId="1">
+    <w:nsid w:val="1E7B1978"/>
+    <w:multiLevelType w:val="multilevel"/>
+    <w:tmpl w:val="6AB898F2"/>
+    <w:lvl w:ilvl="0">
+      <w:start w:val="1"/>
+      <w:numFmt w:val="bullet"/>
+      <w:lvlText w:val=""/>
+      <w:lvlJc w:val="left"/>
+      <w:pPr>
+        <w:tabs>
+          <w:tab w:val="num" w:pos="720"/>
+        </w:tabs>
+        <w:ind w:left="720" w:hanging="360"/>
+      </w:pPr>
+      <w:rPr>
+        <w:rFonts w:ascii="Symbol" w:hAnsi="Symbol" w:hint="default"/>
+        <w:sz w:val="20"/>
+      </w:rPr>
+    </w:lvl>
+    <w:lvl w:ilvl="1" w:tentative="1">
+      <w:start w:val="1"/>
+      <w:numFmt w:val="bullet"/>
+      <w:lvlText w:val="o"/>
+      <w:lvlJc w:val="left"/>
+      <w:pPr>
+        <w:tabs>
+          <w:tab w:val="num" w:pos="1440"/>
+        </w:tabs>
+        <w:ind w:left="1440" w:hanging="360"/>
+      </w:pPr>
+      <w:rPr>
+        <w:rFonts w:ascii="Courier New" w:hAnsi="Courier New" w:hint="default"/>
+        <w:sz w:val="20"/>
+      </w:rPr>
+    </w:lvl>
+    <w:lvl w:ilvl="2" w:tentative="1">
+      <w:start w:val="1"/>
+      <w:numFmt w:val="bullet"/>
+      <w:lvlText w:val=""/>
+      <w:lvlJc w:val="left"/>
+      <w:pPr>
+        <w:tabs>
+          <w:tab w:val="num" w:pos="2160"/>
+        </w:tabs>
+        <w:ind w:left="2160" w:hanging="360"/>
+      </w:pPr>
+      <w:rPr>
+        <w:rFonts w:ascii="Wingdings" w:hAnsi="Wingdings" w:hint="default"/>
+        <w:sz w:val="20"/>
+      </w:rPr>
+    </w:lvl>
+    <w:lvl w:ilvl="3" w:tentative="1">
+      <w:start w:val="1"/>
+      <w:numFmt w:val="bullet"/>
+      <w:lvlText w:val=""/>
+      <w:lvlJc w:val="left"/>
+      <w:pPr>
+        <w:tabs>
+          <w:tab w:val="num" w:pos="2880"/>
+        </w:tabs>
+        <w:ind w:left="2880" w:hanging="360"/>
+      </w:pPr>
+      <w:rPr>
+        <w:rFonts w:ascii="Wingdings" w:hAnsi="Wingdings" w:hint="default"/>
+        <w:sz w:val="20"/>
+      </w:rPr>
+    </w:lvl>
+    <w:lvl w:ilvl="4" w:tentative="1">
+      <w:start w:val="1"/>
+      <w:numFmt w:val="bullet"/>
+      <w:lvlText w:val=""/>
+      <w:lvlJc w:val="left"/>
+      <w:pPr>
+        <w:tabs>
+          <w:tab w:val="num" w:pos="3600"/>
+        </w:tabs>
+        <w:ind w:left="3600" w:hanging="360"/>
+      </w:pPr>
+      <w:rPr>
+        <w:rFonts w:ascii="Wingdings" w:hAnsi="Wingdings" w:hint="default"/>
+        <w:sz w:val="20"/>
+      </w:rPr>
+    </w:lvl>
+    <w:lvl w:ilvl="5" w:tentative="1">
+      <w:start w:val="1"/>
+      <w:numFmt w:val="bullet"/>
+      <w:lvlText w:val=""/>
+      <w:lvlJc w:val="left"/>
+      <w:pPr>
+        <w:tabs>
+          <w:tab w:val="num" w:pos="4320"/>
+        </w:tabs>
+        <w:ind w:left="4320" w:hanging="360"/>
+      </w:pPr>
+      <w:rPr>
+        <w:rFonts w:ascii="Wingdings" w:hAnsi="Wingdings" w:hint="default"/>
+        <w:sz w:val="20"/>
+      </w:rPr>
+    </w:lvl>
+    <w:lvl w:ilvl="6" w:tentative="1">
+      <w:start w:val="1"/>
+      <w:numFmt w:val="bullet"/>
+      <w:lvlText w:val=""/>
+      <w:lvlJc w:val="left"/>
+      <w:pPr>
+        <w:tabs>
+          <w:tab w:val="num" w:pos="5040"/>
+        </w:tabs>
+        <w:ind w:left="5040" w:hanging="360"/>
+      </w:pPr>
+      <w:rPr>
+        <w:rFonts w:ascii="Wingdings" w:hAnsi="Wingdings" w:hint="default"/>
+        <w:sz w:val="20"/>
+      </w:rPr>
+    </w:lvl>
+    <w:lvl w:ilvl="7" w:tentative="1">
+      <w:start w:val="1"/>
+      <w:numFmt w:val="bullet"/>
+      <w:lvlText w:val=""/>
+      <w:lvlJc w:val="left"/>
+      <w:pPr>
+        <w:tabs>
+          <w:tab w:val="num" w:pos="5760"/>
+        </w:tabs>
+        <w:ind w:left="5760" w:hanging="360"/>
+      </w:pPr>
+      <w:rPr>
+        <w:rFonts w:ascii="Wingdings" w:hAnsi="Wingdings" w:hint="default"/>
+        <w:sz w:val="20"/>
+      </w:rPr>
+    </w:lvl>
+    <w:lvl w:ilvl="8" w:tentative="1">
+      <w:start w:val="1"/>
+      <w:numFmt w:val="bullet"/>
+      <w:lvlText w:val=""/>
+      <w:lvlJc w:val="left"/>
+      <w:pPr>
+        <w:tabs>
+          <w:tab w:val="num" w:pos="6480"/>
+        </w:tabs>
+        <w:ind w:left="6480" w:hanging="360"/>
+      </w:pPr>
+      <w:rPr>
+        <w:rFonts w:ascii="Wingdings" w:hAnsi="Wingdings" w:hint="default"/>
+        <w:sz w:val="20"/>
+      </w:rPr>
+    </w:lvl>
+  </w:abstractNum>
+  <w:abstractNum w:abstractNumId="2">
+    <w:nsid w:val="4D242D7D"/>
+    <w:multiLevelType w:val="multilevel"/>
+    <w:tmpl w:val="A0985856"/>
+    <w:lvl w:ilvl="0">
+      <w:start w:val="1"/>
+      <w:numFmt w:val="bullet"/>
+      <w:lvlText w:val=""/>
+      <w:lvlJc w:val="left"/>
+      <w:pPr>
+        <w:tabs>
+          <w:tab w:val="num" w:pos="720"/>
+        </w:tabs>
+        <w:ind w:left="720" w:hanging="360"/>
+      </w:pPr>
+      <w:rPr>
+        <w:rFonts w:ascii="Symbol" w:hAnsi="Symbol" w:hint="default"/>
+        <w:sz w:val="20"/>
+      </w:rPr>
+    </w:lvl>
+    <w:lvl w:ilvl="1" w:tentative="1">
+      <w:start w:val="1"/>
+      <w:numFmt w:val="bullet"/>
+      <w:lvlText w:val="o"/>
+      <w:lvlJc w:val="left"/>
+      <w:pPr>
+        <w:tabs>
+          <w:tab w:val="num" w:pos="1440"/>
+        </w:tabs>
+        <w:ind w:left="1440" w:hanging="360"/>
+      </w:pPr>
+      <w:rPr>
+        <w:rFonts w:ascii="Courier New" w:hAnsi="Courier New" w:hint="default"/>
+        <w:sz w:val="20"/>
+      </w:rPr>
+    </w:lvl>
+    <w:lvl w:ilvl="2" w:tentative="1">
+      <w:start w:val="1"/>
+      <w:numFmt w:val="bullet"/>
+      <w:lvlText w:val=""/>
+      <w:lvlJc w:val="left"/>
+      <w:pPr>
+        <w:tabs>
+          <w:tab w:val="num" w:pos="2160"/>
+        </w:tabs>
+        <w:ind w:left="2160" w:hanging="360"/>
+      </w:pPr>
+      <w:rPr>
+        <w:rFonts w:ascii="Wingdings" w:hAnsi="Wingdings" w:hint="default"/>
+        <w:sz w:val="20"/>
+      </w:rPr>
+    </w:lvl>
+    <w:lvl w:ilvl="3" w:tentative="1">
+      <w:start w:val="1"/>
+      <w:numFmt w:val="bullet"/>
+      <w:lvlText w:val=""/>
+      <w:lvlJc w:val="left"/>
+      <w:pPr>
+        <w:tabs>
+          <w:tab w:val="num" w:pos="2880"/>
+        </w:tabs>
+        <w:ind w:left="2880" w:hanging="360"/>
+      </w:pPr>
+      <w:rPr>
+        <w:rFonts w:ascii="Wingdings" w:hAnsi="Wingdings" w:hint="default"/>
+        <w:sz w:val="20"/>
+      </w:rPr>
+    </w:lvl>
+    <w:lvl w:ilvl="4" w:tentative="1">
+      <w:start w:val="1"/>
+      <w:numFmt w:val="bullet"/>
+      <w:lvlText w:val=""/>
+      <w:lvlJc w:val="left"/>
+      <w:pPr>
+        <w:tabs>
+          <w:tab w:val="num" w:pos="3600"/>
+        </w:tabs>
+        <w:ind w:left="3600" w:hanging="360"/>
+      </w:pPr>
+      <w:rPr>
+        <w:rFonts w:ascii="Wingdings" w:hAnsi="Wingdings" w:hint="default"/>
+        <w:sz w:val="20"/>
+      </w:rPr>
+    </w:lvl>
+    <w:lvl w:ilvl="5" w:tentative="1">
+      <w:start w:val="1"/>
+      <w:numFmt w:val="bullet"/>
+      <w:lvlText w:val=""/>
+      <w:lvlJc w:val="left"/>
+      <w:pPr>
+        <w:tabs>
+          <w:tab w:val="num" w:pos="4320"/>
+        </w:tabs>
+        <w:ind w:left="4320" w:hanging="360"/>
+      </w:pPr>
+      <w:rPr>
+        <w:rFonts w:ascii="Wingdings" w:hAnsi="Wingdings" w:hint="default"/>
+        <w:sz w:val="20"/>
+      </w:rPr>
+    </w:lvl>
+    <w:lvl w:ilvl="6" w:tentative="1">
+      <w:start w:val="1"/>
+      <w:numFmt w:val="bullet"/>
+      <w:lvlText w:val=""/>
+      <w:lvlJc w:val="left"/>
+      <w:pPr>
+        <w:tabs>
+          <w:tab w:val="num" w:pos="5040"/>
+        </w:tabs>
+        <w:ind w:left="5040" w:hanging="360"/>
+      </w:pPr>
+      <w:rPr>
+        <w:rFonts w:ascii="Wingdings" w:hAnsi="Wingdings" w:hint="default"/>
+        <w:sz w:val="20"/>
+      </w:rPr>
+    </w:lvl>
+    <w:lvl w:ilvl="7" w:tentative="1">
+      <w:start w:val="1"/>
+      <w:numFmt w:val="bullet"/>
+      <w:lvlText w:val=""/>
+      <w:lvlJc w:val="left"/>
+      <w:pPr>
+        <w:tabs>
+          <w:tab w:val="num" w:pos="5760"/>
+        </w:tabs>
+        <w:ind w:left="5760" w:hanging="360"/>
+      </w:pPr>
+      <w:rPr>
+        <w:rFonts w:ascii="Wingdings" w:hAnsi="Wingdings" w:hint="default"/>
+        <w:sz w:val="20"/>
+      </w:rPr>
+    </w:lvl>
+    <w:lvl w:ilvl="8" w:tentative="1">
+      <w:start w:val="1"/>
+      <w:numFmt w:val="bullet"/>
+      <w:lvlText w:val=""/>
+      <w:lvlJc w:val="left"/>
+      <w:pPr>
+        <w:tabs>
+          <w:tab w:val="num" w:pos="6480"/>
+        </w:tabs>
+        <w:ind w:left="6480" w:hanging="360"/>
+      </w:pPr>
+      <w:rPr>
+        <w:rFonts w:ascii="Wingdings" w:hAnsi="Wingdings" w:hint="default"/>
+        <w:sz w:val="20"/>
+      </w:rPr>
+    </w:lvl>
+  </w:abstractNum>
+  <w:abstractNum w:abstractNumId="3">
     <w:nsid w:val="689F5A31"/>
     <w:multiLevelType w:val="multilevel"/>
     <w:tmpl w:val="C0A87750"/>
@@ -425,7 +1359,168 @@
       </w:rPr>
     </w:lvl>
   </w:abstractNum>
+  <w:abstractNum w:abstractNumId="4">
+    <w:nsid w:val="77FE0CEF"/>
+    <w:multiLevelType w:val="multilevel"/>
+    <w:tmpl w:val="B87A9664"/>
+    <w:lvl w:ilvl="0">
+      <w:start w:val="1"/>
+      <w:numFmt w:val="bullet"/>
+      <w:lvlText w:val=""/>
+      <w:lvlJc w:val="left"/>
+      <w:pPr>
+        <w:tabs>
+          <w:tab w:val="num" w:pos="720"/>
+        </w:tabs>
+        <w:ind w:left="720" w:hanging="360"/>
+      </w:pPr>
+      <w:rPr>
+        <w:rFonts w:ascii="Symbol" w:hAnsi="Symbol" w:hint="default"/>
+        <w:sz w:val="20"/>
+      </w:rPr>
+    </w:lvl>
+    <w:lvl w:ilvl="1" w:tentative="1">
+      <w:start w:val="1"/>
+      <w:numFmt w:val="bullet"/>
+      <w:lvlText w:val="o"/>
+      <w:lvlJc w:val="left"/>
+      <w:pPr>
+        <w:tabs>
+          <w:tab w:val="num" w:pos="1440"/>
+        </w:tabs>
+        <w:ind w:left="1440" w:hanging="360"/>
+      </w:pPr>
+      <w:rPr>
+        <w:rFonts w:ascii="Courier New" w:hAnsi="Courier New" w:hint="default"/>
+        <w:sz w:val="20"/>
+      </w:rPr>
+    </w:lvl>
+    <w:lvl w:ilvl="2" w:tentative="1">
+      <w:start w:val="1"/>
+      <w:numFmt w:val="bullet"/>
+      <w:lvlText w:val=""/>
+      <w:lvlJc w:val="left"/>
+      <w:pPr>
+        <w:tabs>
+          <w:tab w:val="num" w:pos="2160"/>
+        </w:tabs>
+        <w:ind w:left="2160" w:hanging="360"/>
+      </w:pPr>
+      <w:rPr>
+        <w:rFonts w:ascii="Wingdings" w:hAnsi="Wingdings" w:hint="default"/>
+        <w:sz w:val="20"/>
+      </w:rPr>
+    </w:lvl>
+    <w:lvl w:ilvl="3" w:tentative="1">
+      <w:start w:val="1"/>
+      <w:numFmt w:val="bullet"/>
+      <w:lvlText w:val=""/>
+      <w:lvlJc w:val="left"/>
+      <w:pPr>
+        <w:tabs>
+          <w:tab w:val="num" w:pos="2880"/>
+        </w:tabs>
+        <w:ind w:left="2880" w:hanging="360"/>
+      </w:pPr>
+      <w:rPr>
+        <w:rFonts w:ascii="Wingdings" w:hAnsi="Wingdings" w:hint="default"/>
+        <w:sz w:val="20"/>
+      </w:rPr>
+    </w:lvl>
+    <w:lvl w:ilvl="4" w:tentative="1">
+      <w:start w:val="1"/>
+      <w:numFmt w:val="bullet"/>
+      <w:lvlText w:val=""/>
+      <w:lvlJc w:val="left"/>
+      <w:pPr>
+        <w:tabs>
+          <w:tab w:val="num" w:pos="3600"/>
+        </w:tabs>
+        <w:ind w:left="3600" w:hanging="360"/>
+      </w:pPr>
+      <w:rPr>
+        <w:rFonts w:ascii="Wingdings" w:hAnsi="Wingdings" w:hint="default"/>
+        <w:sz w:val="20"/>
+      </w:rPr>
+    </w:lvl>
+    <w:lvl w:ilvl="5" w:tentative="1">
+      <w:start w:val="1"/>
+      <w:numFmt w:val="bullet"/>
+      <w:lvlText w:val=""/>
+      <w:lvlJc w:val="left"/>
+      <w:pPr>
+        <w:tabs>
+          <w:tab w:val="num" w:pos="4320"/>
+        </w:tabs>
+        <w:ind w:left="4320" w:hanging="360"/>
+      </w:pPr>
+      <w:rPr>
+        <w:rFonts w:ascii="Wingdings" w:hAnsi="Wingdings" w:hint="default"/>
+        <w:sz w:val="20"/>
+      </w:rPr>
+    </w:lvl>
+    <w:lvl w:ilvl="6" w:tentative="1">
+      <w:start w:val="1"/>
+      <w:numFmt w:val="bullet"/>
+      <w:lvlText w:val=""/>
+      <w:lvlJc w:val="left"/>
+      <w:pPr>
+        <w:tabs>
+          <w:tab w:val="num" w:pos="5040"/>
+        </w:tabs>
+        <w:ind w:left="5040" w:hanging="360"/>
+      </w:pPr>
+      <w:rPr>
+        <w:rFonts w:ascii="Wingdings" w:hAnsi="Wingdings" w:hint="default"/>
+        <w:sz w:val="20"/>
+      </w:rPr>
+    </w:lvl>
+    <w:lvl w:ilvl="7" w:tentative="1">
+      <w:start w:val="1"/>
+      <w:numFmt w:val="bullet"/>
+      <w:lvlText w:val=""/>
+      <w:lvlJc w:val="left"/>
+      <w:pPr>
+        <w:tabs>
+          <w:tab w:val="num" w:pos="5760"/>
+        </w:tabs>
+        <w:ind w:left="5760" w:hanging="360"/>
+      </w:pPr>
+      <w:rPr>
+        <w:rFonts w:ascii="Wingdings" w:hAnsi="Wingdings" w:hint="default"/>
+        <w:sz w:val="20"/>
+      </w:rPr>
+    </w:lvl>
+    <w:lvl w:ilvl="8" w:tentative="1">
+      <w:start w:val="1"/>
+      <w:numFmt w:val="bullet"/>
+      <w:lvlText w:val=""/>
+      <w:lvlJc w:val="left"/>
+      <w:pPr>
+        <w:tabs>
+          <w:tab w:val="num" w:pos="6480"/>
+        </w:tabs>
+        <w:ind w:left="6480" w:hanging="360"/>
+      </w:pPr>
+      <w:rPr>
+        <w:rFonts w:ascii="Wingdings" w:hAnsi="Wingdings" w:hint="default"/>
+        <w:sz w:val="20"/>
+      </w:rPr>
+    </w:lvl>
+  </w:abstractNum>
   <w:num w:numId="1">
+    <w:abstractNumId w:val="3"/>
+  </w:num>
+  <w:num w:numId="2">
+    <w:abstractNumId w:val="2"/>
+  </w:num>
+  <w:num w:numId="3">
+    <w:abstractNumId w:val="1"/>
+  </w:num>
+  <w:num w:numId="4">
+    <w:abstractNumId w:val="4"/>
+  </w:num>
+  <w:num w:numId="5">
     <w:abstractNumId w:val="0"/>
   </w:num>
 </w:numbering>
@@ -590,6 +1685,7 @@
   <w:style w:type="paragraph" w:default="1" w:styleId="a">
     <w:name w:val="Normal"/>
     <w:qFormat/>
+    <w:rsid w:val="002C697A"/>
   </w:style>
   <w:style w:type="paragraph" w:styleId="3">
     <w:name w:val="heading 3"/>
@@ -845,6 +1941,7 @@
   <w:style w:type="paragraph" w:default="1" w:styleId="a">
     <w:name w:val="Normal"/>
     <w:qFormat/>
+    <w:rsid w:val="002C697A"/>
   </w:style>
   <w:style w:type="paragraph" w:styleId="3">
     <w:name w:val="heading 3"/>
